--- a/HarishP_Resume.docx
+++ b/HarishP_Resume.docx
@@ -3741,13 +3741,7 @@
         <w:ind w:left="1080"/>
       </w:pPr>
       <w:r>
-        <w:t xml:space="preserve">Built </w:t>
-      </w:r>
-      <w:r>
-        <w:t xml:space="preserve">a </w:t>
-      </w:r>
-      <w:r>
-        <w:t>scalable automation framework supporting parallel execution, reusable components, and CI/CD integration.</w:t>
+        <w:t>Built a scalable automation framework supporting parallel execution, reusable components, and CI/CD integration.</w:t>
       </w:r>
     </w:p>
     <w:p/>
@@ -6760,6 +6754,7 @@
   <w:style w:type="character" w:default="1" w:styleId="DefaultParagraphFont">
     <w:name w:val="Default Paragraph Font"/>
     <w:uiPriority w:val="1"/>
+    <w:semiHidden/>
     <w:unhideWhenUsed/>
   </w:style>
   <w:style w:type="table" w:default="1" w:styleId="TableNormal">
